--- a/Doc/Full Project Study.docx
+++ b/Doc/Full Project Study.docx
@@ -435,9 +435,90 @@
           <w:sz w:val="20"/>
           <w:szCs w:val="20"/>
         </w:rPr>
+        <w:lastRenderedPageBreak/>
         <w:t>3. Conception Phase</w:t>
       </w:r>
     </w:p>
+    <w:p>
+      <w:pPr>
+        <w:pStyle w:val="Heading2"/>
+      </w:pPr>
+      <w:r>
+        <w:t>3.0</w:t>
+      </w:r>
+      <w:r>
+        <w:t xml:space="preserve"> Generale UC</w:t>
+      </w:r>
+    </w:p>
+    <w:p>
+      <w:pPr>
+        <w:pStyle w:val="Heading3"/>
+      </w:pPr>
+      <w:r>
+        <w:t>For Supervisors:</w:t>
+      </w:r>
+    </w:p>
+    <w:p>
+      <w:pPr>
+        <w:spacing w:after="160" w:line="360" w:lineRule="auto"/>
+      </w:pPr>
+      <w:r>
+        <w:t>– They log visits (with QR scanning, form filling, Picture Upload, and checklist validation), manage their timesheets (view, edit, review history), and receive notifications (visit confirmations).</w:t>
+      </w:r>
+    </w:p>
+    <w:p>
+      <w:pPr>
+        <w:pStyle w:val="Heading3"/>
+      </w:pPr>
+      <w:r>
+        <w:t>For Managers:</w:t>
+      </w:r>
+    </w:p>
+    <w:p>
+      <w:pPr>
+        <w:spacing w:after="160" w:line="360" w:lineRule="auto"/>
+      </w:pPr>
+      <w:r>
+        <w:t>– They review and approve submitted timesheets (including detailed views and possible modification requests), generate reports (either manually or via Phi-4’s automated capabilities), use a performance dashboard to track KPIs</w:t>
+      </w:r>
+      <w:r>
+        <w:t>, and receive anomalies alerts.</w:t>
+      </w:r>
+    </w:p>
+    <w:p>
+      <w:pPr>
+        <w:pStyle w:val="Heading3"/>
+      </w:pPr>
+      <w:r>
+        <w:t>For the HR Team:</w:t>
+      </w:r>
+    </w:p>
+    <w:p>
+      <w:pPr>
+        <w:spacing w:after="160" w:line="360" w:lineRule="auto"/>
+      </w:pPr>
+      <w:r>
+        <w:t>– They monitor activity and receive alerts if anomalies occur and mange users.</w:t>
+      </w:r>
+    </w:p>
+    <w:p>
+      <w:pPr>
+        <w:pStyle w:val="Heading3"/>
+      </w:pPr>
+      <w:r>
+        <w:t>For the AI Module (Phi-4):</w:t>
+      </w:r>
+    </w:p>
+    <w:p>
+      <w:pPr>
+        <w:spacing w:after="160" w:line="360" w:lineRule="auto"/>
+        <w:jc w:val="both"/>
+      </w:pPr>
+      <w:r>
+        <w:t>– It operates to detect anomalies and to assist in automated report generation, with its actions “included” in the timesheet and report-generation flows.</w:t>
+      </w:r>
+    </w:p>
+    <w:p/>
     <w:p>
       <w:pPr>
         <w:pStyle w:val="Heading2"/>
@@ -522,7 +603,18 @@
         <w:t>Managers:</w:t>
       </w:r>
       <w:r>
-        <w:t xml:space="preserve"> View performance dashboards, approve schedules, and generate reports.</w:t>
+        <w:t xml:space="preserve"> View performance dashboards, </w:t>
+      </w:r>
+      <w:proofErr w:type="gramStart"/>
+      <w:r>
+        <w:t>approve</w:t>
+      </w:r>
+      <w:proofErr w:type="gramEnd"/>
+      <w:r>
+        <w:t xml:space="preserve"> schedules, generate reports</w:t>
+      </w:r>
+      <w:r>
+        <w:t>, and receive alerts.</w:t>
       </w:r>
     </w:p>
     <w:p>
@@ -555,7 +647,22 @@
         <w:t>supervisor’s</w:t>
       </w:r>
       <w:r>
-        <w:t xml:space="preserve"> activity and ensure compliance.</w:t>
+        <w:t xml:space="preserve"> activity</w:t>
+      </w:r>
+      <w:r>
+        <w:t>,</w:t>
+      </w:r>
+      <w:r>
+        <w:t xml:space="preserve"> ensure compliance</w:t>
+      </w:r>
+      <w:r>
+        <w:t xml:space="preserve"> and manage </w:t>
+      </w:r>
+      <w:r>
+        <w:t>u</w:t>
+      </w:r>
+      <w:r>
+        <w:t>sers.</w:t>
       </w:r>
     </w:p>
     <w:p>
@@ -574,15 +681,13 @@
         </w:rPr>
         <w:t xml:space="preserve">Key Use </w:t>
       </w:r>
-      <w:proofErr w:type="gramStart"/>
       <w:r>
         <w:rPr>
           <w:b/>
           <w:bCs/>
         </w:rPr>
-        <w:t>Cases :</w:t>
-      </w:r>
-      <w:proofErr w:type="gramEnd"/>
+        <w:t>Cases:</w:t>
+      </w:r>
     </w:p>
     <w:p>
       <w:pPr>
@@ -631,7 +736,7 @@
         <w:jc w:val="both"/>
       </w:pPr>
       <w:r>
-        <w:t>Generate reports.</w:t>
+        <w:t>Manage users.</w:t>
       </w:r>
     </w:p>
     <w:p>
@@ -644,7 +749,7 @@
         <w:jc w:val="both"/>
       </w:pPr>
       <w:r>
-        <w:t>Receive real-time notifications.</w:t>
+        <w:t>Generate reports.</w:t>
       </w:r>
     </w:p>
     <w:p>
@@ -657,7 +762,7 @@
         <w:jc w:val="both"/>
       </w:pPr>
       <w:r>
-        <w:t>View performance dashboards.</w:t>
+        <w:t>Receive real-time notifications.</w:t>
       </w:r>
     </w:p>
     <w:p>
@@ -670,7 +775,7 @@
         <w:jc w:val="both"/>
       </w:pPr>
       <w:r>
-        <w:t>Detect anomalies in timesheets using Phi-4.</w:t>
+        <w:t>View performance dashboards.</w:t>
       </w:r>
     </w:p>
     <w:p>
@@ -683,8 +788,27 @@
         <w:jc w:val="both"/>
       </w:pPr>
       <w:r>
+        <w:t>Detect anomalies using Phi-4.</w:t>
+      </w:r>
+    </w:p>
+    <w:p>
+      <w:pPr>
+        <w:numPr>
+          <w:ilvl w:val="0"/>
+          <w:numId w:val="4"/>
+        </w:numPr>
+        <w:spacing w:after="160" w:line="360" w:lineRule="auto"/>
+        <w:jc w:val="both"/>
+      </w:pPr>
+      <w:r>
         <w:t>Automate report generation using Phi-4.</w:t>
       </w:r>
+    </w:p>
+    <w:p>
+      <w:pPr>
+        <w:spacing w:after="160" w:line="360" w:lineRule="auto"/>
+        <w:jc w:val="both"/>
+      </w:pPr>
     </w:p>
     <w:p>
       <w:pPr>
@@ -699,6 +823,7 @@
           <w:sz w:val="18"/>
           <w:szCs w:val="18"/>
         </w:rPr>
+        <w:lastRenderedPageBreak/>
         <w:t>3.2 UML Diagrams</w:t>
       </w:r>
     </w:p>
@@ -727,18 +852,13 @@
         <w:spacing w:after="160" w:line="360" w:lineRule="auto"/>
         <w:jc w:val="both"/>
       </w:pPr>
-      <w:proofErr w:type="gramStart"/>
       <w:r>
         <w:rPr>
           <w:b/>
           <w:bCs/>
         </w:rPr>
-        <w:t xml:space="preserve">User </w:t>
-      </w:r>
-      <w:r>
-        <w:t>:</w:t>
-      </w:r>
-      <w:proofErr w:type="gramEnd"/>
+        <w:t>User:</w:t>
+      </w:r>
       <w:r>
         <w:t xml:space="preserve"> Attributes include </w:t>
       </w:r>
@@ -762,7 +882,14 @@
         <w:t>name</w:t>
       </w:r>
       <w:r>
-        <w:t xml:space="preserve">, </w:t>
+        <w:rPr>
+          <w:b/>
+          <w:bCs/>
+        </w:rPr>
+        <w:t>, email, password, phone,</w:t>
+      </w:r>
+      <w:r>
+        <w:t xml:space="preserve"> </w:t>
       </w:r>
       <w:r>
         <w:rPr>
@@ -784,18 +911,13 @@
         <w:spacing w:after="160" w:line="360" w:lineRule="auto"/>
         <w:jc w:val="both"/>
       </w:pPr>
-      <w:proofErr w:type="gramStart"/>
       <w:r>
         <w:rPr>
           <w:b/>
           <w:bCs/>
         </w:rPr>
-        <w:t xml:space="preserve">Visit </w:t>
-      </w:r>
-      <w:r>
-        <w:t>:</w:t>
-      </w:r>
-      <w:proofErr w:type="gramEnd"/>
+        <w:t>Visit:</w:t>
+      </w:r>
       <w:r>
         <w:t xml:space="preserve"> Attributes include </w:t>
       </w:r>
@@ -811,6 +933,7 @@
       <w:r>
         <w:t xml:space="preserve">, </w:t>
       </w:r>
+      <w:proofErr w:type="gramStart"/>
       <w:r>
         <w:rPr>
           <w:b/>
@@ -828,6 +951,7 @@
         </w:rPr>
         <w:t>time</w:t>
       </w:r>
+      <w:proofErr w:type="gramEnd"/>
       <w:r>
         <w:t xml:space="preserve">, </w:t>
       </w:r>
@@ -861,7 +985,36 @@
         <w:t>location</w:t>
       </w:r>
       <w:r>
-        <w:t xml:space="preserve">, </w:t>
+        <w:t>,</w:t>
+      </w:r>
+      <w:r>
+        <w:t xml:space="preserve"> </w:t>
+      </w:r>
+      <w:r>
+        <w:rPr>
+          <w:b/>
+          <w:bCs/>
+        </w:rPr>
+        <w:t>checklist</w:t>
+      </w:r>
+      <w:r>
+        <w:t>,</w:t>
+      </w:r>
+      <w:r>
+        <w:t xml:space="preserve"> </w:t>
+      </w:r>
+      <w:r>
+        <w:rPr>
+          <w:b/>
+          <w:bCs/>
+        </w:rPr>
+        <w:t>pictures</w:t>
+      </w:r>
+      <w:r>
+        <w:t>,</w:t>
+      </w:r>
+      <w:r>
+        <w:t xml:space="preserve"> </w:t>
       </w:r>
       <w:r>
         <w:rPr>
@@ -883,18 +1036,13 @@
         <w:spacing w:after="160" w:line="360" w:lineRule="auto"/>
         <w:jc w:val="both"/>
       </w:pPr>
-      <w:proofErr w:type="gramStart"/>
       <w:r>
         <w:rPr>
           <w:b/>
           <w:bCs/>
         </w:rPr>
-        <w:t xml:space="preserve">Timesheet </w:t>
-      </w:r>
-      <w:r>
-        <w:t>:</w:t>
-      </w:r>
-      <w:proofErr w:type="gramEnd"/>
+        <w:t>Timesheet:</w:t>
+      </w:r>
       <w:r>
         <w:t xml:space="preserve"> Attributes include </w:t>
       </w:r>
@@ -928,7 +1076,14 @@
           <w:b/>
           <w:bCs/>
         </w:rPr>
-        <w:t>weekStartDate</w:t>
+        <w:t>week</w:t>
+      </w:r>
+      <w:r>
+        <w:rPr>
+          <w:b/>
+          <w:bCs/>
+        </w:rPr>
+        <w:t>Number</w:t>
       </w:r>
       <w:proofErr w:type="spellEnd"/>
       <w:r>
@@ -956,18 +1111,13 @@
         <w:spacing w:after="160" w:line="360" w:lineRule="auto"/>
         <w:jc w:val="both"/>
       </w:pPr>
-      <w:proofErr w:type="gramStart"/>
       <w:r>
         <w:rPr>
           <w:b/>
           <w:bCs/>
         </w:rPr>
-        <w:t xml:space="preserve">Report </w:t>
-      </w:r>
-      <w:r>
-        <w:t>:</w:t>
-      </w:r>
-      <w:proofErr w:type="gramEnd"/>
+        <w:t>Report:</w:t>
+      </w:r>
       <w:r>
         <w:t xml:space="preserve"> Attributes include </w:t>
       </w:r>
@@ -1005,7 +1155,10 @@
       </w:r>
       <w:proofErr w:type="spellEnd"/>
       <w:r>
-        <w:t xml:space="preserve">, </w:t>
+        <w:t>,</w:t>
+      </w:r>
+      <w:r>
+        <w:t xml:space="preserve"> </w:t>
       </w:r>
       <w:proofErr w:type="spellStart"/>
       <w:r>
@@ -1013,11 +1166,29 @@
           <w:b/>
           <w:bCs/>
         </w:rPr>
-        <w:t>supervisorID</w:t>
+        <w:t>supervisor</w:t>
+      </w:r>
+      <w:r>
+        <w:rPr>
+          <w:b/>
+          <w:bCs/>
+        </w:rPr>
+        <w:t>ID</w:t>
       </w:r>
       <w:proofErr w:type="spellEnd"/>
       <w:r>
-        <w:t xml:space="preserve">, </w:t>
+        <w:rPr>
+          <w:b/>
+          <w:bCs/>
+        </w:rPr>
+        <w:t>,</w:t>
+      </w:r>
+      <w:r>
+        <w:rPr>
+          <w:b/>
+          <w:bCs/>
+        </w:rPr>
+        <w:t xml:space="preserve"> </w:t>
       </w:r>
       <w:r>
         <w:rPr>
@@ -1106,26 +1277,6 @@
           <w:szCs w:val="18"/>
         </w:rPr>
         <w:t>3.2.2 Sequence Diagram</w:t>
-      </w:r>
-    </w:p>
-    <w:p>
-      <w:pPr>
-        <w:spacing w:after="160" w:line="360" w:lineRule="auto"/>
-        <w:jc w:val="both"/>
-      </w:pPr>
-      <w:r>
-        <w:lastRenderedPageBreak/>
-        <w:t xml:space="preserve">A </w:t>
-      </w:r>
-      <w:r>
-        <w:rPr>
-          <w:b/>
-          <w:bCs/>
-        </w:rPr>
-        <w:t xml:space="preserve">Sequence Diagram </w:t>
-      </w:r>
-      <w:r>
-        <w:t>shows how objects interact over time to perform a specific task.</w:t>
       </w:r>
     </w:p>
     <w:p>
@@ -1183,11 +1334,9 @@
       <w:r>
         <w:t xml:space="preserve"> validates the </w:t>
       </w:r>
-      <w:proofErr w:type="gramStart"/>
-      <w:r>
-        <w:t>agent</w:t>
-      </w:r>
-      <w:proofErr w:type="gramEnd"/>
+      <w:r>
+        <w:t>agent’s</w:t>
+      </w:r>
       <w:r>
         <w:t xml:space="preserve"> details.</w:t>
       </w:r>
@@ -1205,7 +1354,13 @@
         <w:t>The supervisor</w:t>
       </w:r>
       <w:r>
-        <w:t xml:space="preserve"> fills in visit details (date, time, duration, comments).</w:t>
+        <w:t xml:space="preserve"> fills in visit details (date, time, duration, </w:t>
+      </w:r>
+      <w:r>
+        <w:t>pictures, …</w:t>
+      </w:r>
+      <w:r>
+        <w:t>).</w:t>
       </w:r>
     </w:p>
     <w:p>
@@ -1255,25 +1410,6 @@
     </w:p>
     <w:p>
       <w:pPr>
-        <w:spacing w:after="160" w:line="360" w:lineRule="auto"/>
-        <w:jc w:val="both"/>
-      </w:pPr>
-      <w:r>
-        <w:t xml:space="preserve">An </w:t>
-      </w:r>
-      <w:r>
-        <w:rPr>
-          <w:b/>
-          <w:bCs/>
-        </w:rPr>
-        <w:t xml:space="preserve">Activity Diagram </w:t>
-      </w:r>
-      <w:r>
-        <w:t>represents the workflow of a process, such as logging a visit or generating a report.</w:t>
-      </w:r>
-    </w:p>
-    <w:p>
-      <w:pPr>
         <w:numPr>
           <w:ilvl w:val="0"/>
           <w:numId w:val="10"/>
@@ -1351,10 +1487,7 @@
         <w:jc w:val="both"/>
       </w:pPr>
       <w:r>
-        <w:t>The system</w:t>
-      </w:r>
-      <w:r>
-        <w:t xml:space="preserve"> generates the report in PDF or Excel format.</w:t>
+        <w:t>The system generates the report in PDF or Excel format.</w:t>
       </w:r>
     </w:p>
     <w:p>
@@ -1372,6 +1505,12 @@
     </w:p>
     <w:p>
       <w:pPr>
+        <w:spacing w:after="160" w:line="360" w:lineRule="auto"/>
+        <w:jc w:val="both"/>
+      </w:pPr>
+    </w:p>
+    <w:p>
+      <w:pPr>
         <w:pStyle w:val="Heading2"/>
         <w:rPr>
           <w:sz w:val="18"/>
@@ -1384,15 +1523,6 @@
           <w:szCs w:val="18"/>
         </w:rPr>
         <w:t>3.3 Wireframes (Maquetteage)</w:t>
-      </w:r>
-    </w:p>
-    <w:p>
-      <w:pPr>
-        <w:spacing w:after="160" w:line="360" w:lineRule="auto"/>
-        <w:jc w:val="both"/>
-      </w:pPr>
-      <w:r>
-        <w:t>Wireframes are visual representations of the user interface (UI) that show the layout and placement of elements on each screen.</w:t>
       </w:r>
     </w:p>
     <w:p>
@@ -1529,6 +1659,7 @@
         <w:jc w:val="both"/>
       </w:pPr>
       <w:r>
+        <w:lastRenderedPageBreak/>
         <w:t xml:space="preserve">Button to </w:t>
       </w:r>
       <w:proofErr w:type="gramStart"/>
@@ -1592,7 +1723,13 @@
         <w:jc w:val="both"/>
       </w:pPr>
       <w:r>
-        <w:t>Fields for date, time, duration, location, and comments.</w:t>
+        <w:t xml:space="preserve">Fields for date, time, duration, location, </w:t>
+      </w:r>
+      <w:r>
+        <w:t xml:space="preserve">pictures </w:t>
+      </w:r>
+      <w:r>
+        <w:t>and comments.</w:t>
       </w:r>
     </w:p>
     <w:p>
@@ -1622,7 +1759,6 @@
           <w:b/>
           <w:bCs/>
         </w:rPr>
-        <w:lastRenderedPageBreak/>
         <w:t>Performance Dashboard (Manager</w:t>
       </w:r>
       <w:proofErr w:type="gramStart"/>
@@ -1749,7 +1885,21 @@
           <w:b/>
           <w:bCs/>
         </w:rPr>
-        <w:t>Anomaly Detection Panel (Supervisor):</w:t>
+        <w:t>Anomaly Detection Panel (</w:t>
+      </w:r>
+      <w:r>
+        <w:rPr>
+          <w:b/>
+          <w:bCs/>
+        </w:rPr>
+        <w:t>Manager</w:t>
+      </w:r>
+      <w:r>
+        <w:rPr>
+          <w:b/>
+          <w:bCs/>
+        </w:rPr>
+        <w:t>):</w:t>
       </w:r>
       <w:r>
         <w:t xml:space="preserve"> </w:t>
@@ -1767,6 +1917,7 @@
         <w:t>Displays flagged anomalies with actionable alerts.</w:t>
       </w:r>
     </w:p>
+    <w:p/>
     <w:p>
       <w:pPr>
         <w:pStyle w:val="Heading2"/>
@@ -1781,25 +1932,6 @@
           <w:szCs w:val="18"/>
         </w:rPr>
         <w:t>3.4 Data Flow Diagram (DFD)</w:t>
-      </w:r>
-    </w:p>
-    <w:p>
-      <w:pPr>
-        <w:spacing w:after="160" w:line="360" w:lineRule="auto"/>
-        <w:jc w:val="both"/>
-      </w:pPr>
-      <w:r>
-        <w:t xml:space="preserve">A </w:t>
-      </w:r>
-      <w:r>
-        <w:rPr>
-          <w:b/>
-          <w:bCs/>
-        </w:rPr>
-        <w:t xml:space="preserve">Data Flow Diagram </w:t>
-      </w:r>
-      <w:r>
-        <w:t>shows how data moves through the system, from input to output.</w:t>
       </w:r>
     </w:p>
     <w:p>
@@ -1874,13 +2006,7 @@
         </w:numPr>
       </w:pPr>
       <w:r>
-        <w:t xml:space="preserve">Phi-4 analyzes </w:t>
-      </w:r>
-      <w:r>
-        <w:t>data</w:t>
-      </w:r>
-      <w:r>
-        <w:t xml:space="preserve"> for anomalies and generates insights.</w:t>
+        <w:t>Phi-4 analyzes data for anomalies and generates insights.</w:t>
       </w:r>
     </w:p>
     <w:p>
@@ -1911,6 +2037,12 @@
     </w:p>
     <w:p>
       <w:pPr>
+        <w:spacing w:after="160" w:line="360" w:lineRule="auto"/>
+        <w:jc w:val="both"/>
+      </w:pPr>
+    </w:p>
+    <w:p>
+      <w:pPr>
         <w:pStyle w:val="Heading1"/>
         <w:rPr>
           <w:sz w:val="20"/>
@@ -2009,6 +2141,7 @@
           <w:sz w:val="18"/>
           <w:szCs w:val="18"/>
         </w:rPr>
+        <w:lastRenderedPageBreak/>
         <w:t>4.2 Backend Development</w:t>
       </w:r>
     </w:p>
@@ -2395,6 +2528,12 @@
     </w:p>
     <w:p>
       <w:pPr>
+        <w:spacing w:after="160" w:line="360" w:lineRule="auto"/>
+        <w:jc w:val="both"/>
+      </w:pPr>
+    </w:p>
+    <w:p>
+      <w:pPr>
         <w:pStyle w:val="Heading1"/>
         <w:rPr>
           <w:sz w:val="20"/>
@@ -2406,6 +2545,7 @@
           <w:sz w:val="20"/>
           <w:szCs w:val="20"/>
         </w:rPr>
+        <w:lastRenderedPageBreak/>
         <w:t>5. Testing Phase</w:t>
       </w:r>
     </w:p>
@@ -2677,11 +2817,9 @@
       <w:r>
         <w:t xml:space="preserve"> adds significant value by providing predictive insights and anomaly detection. Hosted on a local server, the platform ensures data privacy while delivering </w:t>
       </w:r>
-      <w:proofErr w:type="gramStart"/>
-      <w:r>
-        <w:t>a seamless</w:t>
-      </w:r>
-      <w:proofErr w:type="gramEnd"/>
+      <w:r>
+        <w:t>seamless</w:t>
+      </w:r>
       <w:r>
         <w:t xml:space="preserve"> user experience.</w:t>
       </w:r>
@@ -6661,7 +6799,7 @@
           <w:sz w:val="20"/>
           <w:szCs w:val="20"/>
         </w:rPr>
-        <w:t>Key Notes for Success</w:t>
+        <w:t>Key Notes</w:t>
       </w:r>
     </w:p>
     <w:p>
@@ -6690,7 +6828,13 @@
         <w:jc w:val="both"/>
       </w:pPr>
       <w:r>
-        <w:t>Meet with your academic and company supervisors every week to review progress and address challenges.</w:t>
+        <w:t xml:space="preserve">Meet with academic and company supervisors </w:t>
+      </w:r>
+      <w:r>
+        <w:t xml:space="preserve">on schedule </w:t>
+      </w:r>
+      <w:r>
+        <w:t>to review progress and address challenges.</w:t>
       </w:r>
     </w:p>
     <w:p>
@@ -7102,37 +7246,6 @@
         <w:spacing w:line="360" w:lineRule="auto"/>
         <w:jc w:val="both"/>
       </w:pPr>
-      <w:r>
-        <w:pict w14:anchorId="79B47C9F">
-          <v:rect id="_x0000_i1026" style="width:0;height:0" o:hralign="center" o:hrstd="t" o:hrnoshade="t" o:hr="t" fillcolor="#d1d5db" stroked="f"/>
-        </w:pict>
-      </w:r>
-    </w:p>
-    <w:p>
-      <w:pPr>
-        <w:pStyle w:val="Heading1"/>
-        <w:rPr>
-          <w:sz w:val="20"/>
-          <w:szCs w:val="20"/>
-        </w:rPr>
-      </w:pPr>
-      <w:r>
-        <w:rPr>
-          <w:sz w:val="20"/>
-          <w:szCs w:val="20"/>
-        </w:rPr>
-        <w:t>Conclusion</w:t>
-      </w:r>
-    </w:p>
-    <w:p>
-      <w:pPr>
-        <w:spacing w:line="360" w:lineRule="auto"/>
-        <w:jc w:val="both"/>
-      </w:pPr>
-      <w:r>
-        <w:lastRenderedPageBreak/>
-        <w:t>This 16-week project flow ensures a structured and manageable approach to developing a comprehensive timesheet and visit management platform. By dividing tasks between you and your partner and maintaining regular communication with your supervisors, you can successfully deliver a high-quality project that meets all requirements.</w:t>
-      </w:r>
     </w:p>
     <w:p>
       <w:pPr>
@@ -12775,6 +12888,7 @@
   <w:style w:type="character" w:default="1" w:styleId="DefaultParagraphFont">
     <w:name w:val="Default Paragraph Font"/>
     <w:uiPriority w:val="1"/>
+    <w:semiHidden/>
     <w:unhideWhenUsed/>
   </w:style>
   <w:style w:type="table" w:default="1" w:styleId="TableNormal">
